--- a/klagomål/A 30101-2026 FSC-klagomål.docx
+++ b/klagomål/A 30101-2026 FSC-klagomål.docx
@@ -703,7 +703,7 @@
     <w:r>
       <w:tab/>
       <w:tab/>
-      <w:t>2026-07-13</w:t>
+      <w:t>2026-07-14</w:t>
       <w:br/>
       <w:br/>
     </w:r>

--- a/klagomål/A 30101-2026 FSC-klagomål.docx
+++ b/klagomål/A 30101-2026 FSC-klagomål.docx
@@ -703,7 +703,7 @@
     <w:r>
       <w:tab/>
       <w:tab/>
-      <w:t>2026-07-14</w:t>
+      <w:t>2026-07-15</w:t>
       <w:br/>
       <w:br/>
     </w:r>

--- a/klagomål/A 30101-2026 FSC-klagomål.docx
+++ b/klagomål/A 30101-2026 FSC-klagomål.docx
@@ -703,7 +703,7 @@
     <w:r>
       <w:tab/>
       <w:tab/>
-      <w:t>2026-07-15</w:t>
+      <w:t>2026-07-16</w:t>
       <w:br/>
       <w:br/>
     </w:r>

--- a/klagomål/A 30101-2026 FSC-klagomål.docx
+++ b/klagomål/A 30101-2026 FSC-klagomål.docx
@@ -703,7 +703,7 @@
     <w:r>
       <w:tab/>
       <w:tab/>
-      <w:t>2026-07-16</w:t>
+      <w:t>2026-07-17</w:t>
       <w:br/>
       <w:br/>
     </w:r>

--- a/klagomål/A 30101-2026 FSC-klagomål.docx
+++ b/klagomål/A 30101-2026 FSC-klagomål.docx
@@ -703,7 +703,7 @@
     <w:r>
       <w:tab/>
       <w:tab/>
-      <w:t>2026-07-17</w:t>
+      <w:t>2026-07-18</w:t>
       <w:br/>
       <w:br/>
     </w:r>

--- a/klagomål/A 30101-2026 FSC-klagomål.docx
+++ b/klagomål/A 30101-2026 FSC-klagomål.docx
@@ -703,7 +703,7 @@
     <w:r>
       <w:tab/>
       <w:tab/>
-      <w:t>2026-07-18</w:t>
+      <w:t>2026-07-19</w:t>
       <w:br/>
       <w:br/>
     </w:r>

--- a/klagomål/A 30101-2026 FSC-klagomål.docx
+++ b/klagomål/A 30101-2026 FSC-klagomål.docx
@@ -703,7 +703,7 @@
     <w:r>
       <w:tab/>
       <w:tab/>
-      <w:t>2026-07-19</w:t>
+      <w:t>2026-07-20</w:t>
       <w:br/>
       <w:br/>
     </w:r>

--- a/klagomål/A 30101-2026 FSC-klagomål.docx
+++ b/klagomål/A 30101-2026 FSC-klagomål.docx
@@ -703,7 +703,7 @@
     <w:r>
       <w:tab/>
       <w:tab/>
-      <w:t>2026-07-20</w:t>
+      <w:t>2026-07-21</w:t>
       <w:br/>
       <w:br/>
     </w:r>

--- a/klagomål/A 30101-2026 FSC-klagomål.docx
+++ b/klagomål/A 30101-2026 FSC-klagomål.docx
@@ -703,7 +703,7 @@
     <w:r>
       <w:tab/>
       <w:tab/>
-      <w:t>2026-07-21</w:t>
+      <w:t>2026-07-22</w:t>
       <w:br/>
       <w:br/>
     </w:r>

--- a/klagomål/A 30101-2026 FSC-klagomål.docx
+++ b/klagomål/A 30101-2026 FSC-klagomål.docx
@@ -703,7 +703,7 @@
     <w:r>
       <w:tab/>
       <w:tab/>
-      <w:t>2026-07-22</w:t>
+      <w:t>2026-07-23</w:t>
       <w:br/>
       <w:br/>
     </w:r>

--- a/klagomål/A 30101-2026 FSC-klagomål.docx
+++ b/klagomål/A 30101-2026 FSC-klagomål.docx
@@ -703,7 +703,7 @@
     <w:r>
       <w:tab/>
       <w:tab/>
-      <w:t>2026-07-23</w:t>
+      <w:t>2026-07-24</w:t>
       <w:br/>
       <w:br/>
     </w:r>

--- a/klagomål/A 30101-2026 FSC-klagomål.docx
+++ b/klagomål/A 30101-2026 FSC-klagomål.docx
@@ -703,7 +703,7 @@
     <w:r>
       <w:tab/>
       <w:tab/>
-      <w:t>2026-07-24</w:t>
+      <w:t>2026-07-25</w:t>
       <w:br/>
       <w:br/>
     </w:r>

--- a/klagomål/A 30101-2026 FSC-klagomål.docx
+++ b/klagomål/A 30101-2026 FSC-klagomål.docx
@@ -703,7 +703,7 @@
     <w:r>
       <w:tab/>
       <w:tab/>
-      <w:t>2026-07-25</w:t>
+      <w:t>2026-07-26</w:t>
       <w:br/>
       <w:br/>
     </w:r>

--- a/klagomål/A 30101-2026 FSC-klagomål.docx
+++ b/klagomål/A 30101-2026 FSC-klagomål.docx
@@ -703,7 +703,7 @@
     <w:r>
       <w:tab/>
       <w:tab/>
-      <w:t>2026-07-26</w:t>
+      <w:t>2026-07-27</w:t>
       <w:br/>
       <w:br/>
     </w:r>

--- a/klagomål/A 30101-2026 FSC-klagomål.docx
+++ b/klagomål/A 30101-2026 FSC-klagomål.docx
@@ -703,7 +703,7 @@
     <w:r>
       <w:tab/>
       <w:tab/>
-      <w:t>2026-07-27</w:t>
+      <w:t>2026-07-28</w:t>
       <w:br/>
       <w:br/>
     </w:r>

--- a/klagomål/A 30101-2026 FSC-klagomål.docx
+++ b/klagomål/A 30101-2026 FSC-klagomål.docx
@@ -703,7 +703,7 @@
     <w:r>
       <w:tab/>
       <w:tab/>
-      <w:t>2026-07-28</w:t>
+      <w:t>2026-07-29</w:t>
       <w:br/>
       <w:br/>
     </w:r>

--- a/klagomål/A 30101-2026 FSC-klagomål.docx
+++ b/klagomål/A 30101-2026 FSC-klagomål.docx
@@ -703,7 +703,7 @@
     <w:r>
       <w:tab/>
       <w:tab/>
-      <w:t>2026-07-29</w:t>
+      <w:t>2026-07-30</w:t>
       <w:br/>
       <w:br/>
     </w:r>

--- a/klagomål/A 30101-2026 FSC-klagomål.docx
+++ b/klagomål/A 30101-2026 FSC-klagomål.docx
@@ -703,7 +703,7 @@
     <w:r>
       <w:tab/>
       <w:tab/>
-      <w:t>2026-07-30</w:t>
+      <w:t>2026-07-31</w:t>
       <w:br/>
       <w:br/>
     </w:r>

--- a/klagomål/A 30101-2026 FSC-klagomål.docx
+++ b/klagomål/A 30101-2026 FSC-klagomål.docx
@@ -703,7 +703,7 @@
     <w:r>
       <w:tab/>
       <w:tab/>
-      <w:t>2026-07-31</w:t>
+      <w:t>2026-08-01</w:t>
       <w:br/>
       <w:br/>
     </w:r>

--- a/klagomål/A 30101-2026 FSC-klagomål.docx
+++ b/klagomål/A 30101-2026 FSC-klagomål.docx
@@ -163,7 +163,7 @@
         <w:pStyle w:val="Title"/>
       </w:pPr>
       <w:r>
-        <w:t>Inledande FSC- /PEFC-klagomål – information om höga naturvärden i avverkningsanmälan A 30101-2026 i Älvdalens kommun</w:t>
+        <w:t>Inledande FSC- /PEFC-klagomål – information om höga naturvärden och fridlysta arter i avverkningsanmälan A 30101-2026 i Älvdalens kommun</w:t>
       </w:r>
     </w:p>
     <w:p>
@@ -178,7 +178,7 @@
       <w:r>
         <w:drawing>
           <wp:inline xmlns:a="http://schemas.openxmlformats.org/drawingml/2006/main" xmlns:pic="http://schemas.openxmlformats.org/drawingml/2006/picture">
-            <wp:extent cx="5486400" cy="5095890"/>
+            <wp:extent cx="5486400" cy="4797303"/>
             <wp:docPr id="1" name="Picture 1"/>
             <wp:cNvGraphicFramePr>
               <a:graphicFrameLocks noChangeAspect="1"/>
@@ -199,7 +199,7 @@
                   <pic:spPr>
                     <a:xfrm>
                       <a:off x="0" y="0"/>
-                      <a:ext cx="5486400" cy="5095890"/>
+                      <a:ext cx="5486400" cy="4797303"/>
                     </a:xfrm>
                     <a:prstGeom prst="rect"/>
                   </pic:spPr>
@@ -216,12 +216,12 @@
         <w:spacing w:after="240"/>
       </w:pPr>
       <w:r>
-        <w:t>Figur 1. Fyndplatser för naturvårdsarter i avverkningsanmälan. Markörer utan svart kant är placerade på fyndplatsen. Markörer med svart kant är placerade vid sidan av fyndplatsen har ett svart streck som visar fyndplatsens exakta position. Kartans mittpunktskoordinat är N 6840287, E 414603 i SWEREF 99 TM.</w:t>
+        <w:t>Figur 1. Fyndplatser för naturvårdsarter i och inom 12 meter från avverkningsanmälan. Markörer utan svart kant är placerade på fyndplatsen. Markörer med svart kant är placerade vid sidan av fyndplatsen har ett svart streck som visar fyndplatsens exakta position. Kartans mittpunktskoordinat är N 6840287, E 414603 i SWEREF 99 TM.</w:t>
       </w:r>
     </w:p>
     <w:p>
       <w:r>
-        <w:t>I avverkningsanmälan finns fynd av 3 naturvårdsarter, varav 3 är rödlistade och 2 är typiska (T): gräddporing (VU, T), kolflarnlav (NT, T) och mörk kolflarnlav (NT). Se Figur 1.</w:t>
+        <w:t>I och inom 12 meter från avverkningsanmälan finns fynd av 14 naturvårdsarter, varav 12 är rödlistade, 2 är fridlysta, 6 är typiska (T) och 1 är signalart (S): urskogsticka (EN), fläckporing (VU, T), gräddporing (VU, T), blanksvart spiklav (NT), blågrå svartspik (NT), dvärgbägarlav (NT, T), kolflarnlav (NT, T), mörk kolflarnlav (NT), nordtagging (NT), varglav (NT, §8), vedflamlav (NT), vedskivlav (NT, T), vedticka (S, T) och mindre vattensalamander (§6). Se Figur 1.</w:t>
       </w:r>
     </w:p>
     <w:p>
@@ -252,10 +252,83 @@
         <w:rPr>
           <w:b/>
         </w:rPr>
+        <w:t>Urskogsticka (EN)</w:t>
+      </w:r>
+      <w:r>
+        <w:t xml:space="preserve"> är en starkt hotad art som växer på lågor och högstubbar av tall, ofta på bränd ved och på träd av grova dimensioner. Den förekommer enbart i gamla naturskogsartade barrskogsbestånd på torrare mark och med dominans för tall. Sannolikt krävs att man helt avstår från skogsbruk på aktuella lokaler. Arten tycks särskilt beroende av att de grova dimensionerna finns kvar i bestånden liksom att det sker en kontinuerlig nybildning av grov ved. Arten gynnas troligen av skogsbrand (SLU Artdatabanken, 2024).</w:t>
+      </w:r>
+    </w:p>
+    <w:p>
+      <w:r>
+        <w:rPr>
+          <w:b/>
+        </w:rPr>
+        <w:t>Fläckporing (VU)</w:t>
+      </w:r>
+      <w:r>
+        <w:t xml:space="preserve"> är en mycket bra signalart som visar på tallnaturskogar med höga naturvärden. Den är placerad högst upp i Skogsstyrelsens värdepyramid för bedömning av skog med höga naturvärden och indikerar områden som är mer eller mindre opåverkade av skogsbruk och där det funnits en kontinuitet av tallågor i olika nedbrytningsstadier. För att på lång sikt bibehålla livskraftiga populationer i ett område behövs troligen större skyddade områden som tillåter att man upprätthåller en naturlig branddynamik. Fläckporing är typisk art för </w:t>
+      </w:r>
+      <w:r>
+        <w:rPr>
+          <w:i/>
+        </w:rPr>
+        <w:t>9010 Taiga</w:t>
+      </w:r>
+      <w:r>
+        <w:t xml:space="preserve"> (SLU Artdatabanken, 2024; Nitare &amp; Skogsstyrelsen, 2019).</w:t>
+      </w:r>
+    </w:p>
+    <w:p>
+      <w:r>
+        <w:rPr>
+          <w:b/>
+        </w:rPr>
         <w:t>Gräddporing (VU)</w:t>
       </w:r>
       <w:r>
         <w:t xml:space="preserve"> växer nästan enbart i urskogsartad barrskog på gamla, kraftigt murkna, grova och mossbelupna tallågor i något fuktiga och skuggiga lägen. Arten är placerad högst upp i Skogsstyrelsens värdepyramid för bedömning av skog med höga naturvärden och indikerar gamla och relativt orörda tallnaturskogar med höga naturvärden där det under låg tid kontinuerligt funnits inslag av grova tallågor. För att på sikt hejda artens vikande trend behöver merparten av gräddporingens nu kända växtplatser undantas från skogsbruk. Gräddporing är typisk art för </w:t>
+      </w:r>
+      <w:r>
+        <w:rPr>
+          <w:i/>
+        </w:rPr>
+        <w:t>9010 Taiga</w:t>
+      </w:r>
+      <w:r>
+        <w:t xml:space="preserve"> (SLU Artdatabanken, 2024; Nitare &amp; Skogsstyrelsen, 2019).</w:t>
+      </w:r>
+    </w:p>
+    <w:p>
+      <w:r>
+        <w:rPr>
+          <w:b/>
+        </w:rPr>
+        <w:t>Blanksvart spiklav (NT)</w:t>
+      </w:r>
+      <w:r>
+        <w:t xml:space="preserve"> förekommer på torr, hård, gammal kärnved men även på äldre ytved av tall i naturskogsartade bestånd med begränsad brandpåverkan och ostörd hydrologi. Skogsbruksåtgärder på eller i närheten av lokaler med blanksvart spiklav utgör ett hot. Naturskogsartade öppna tall- och barrblandskogar med blanksvart spiklav indikerar höga biologiska värden och bör bevaras (SLU Artdatabanken, 2024).</w:t>
+      </w:r>
+    </w:p>
+    <w:p>
+      <w:r>
+        <w:rPr>
+          <w:b/>
+        </w:rPr>
+        <w:t>Blågrå svartspik (NT)</w:t>
+      </w:r>
+      <w:r>
+        <w:t xml:space="preserve"> växer på torr, hård ved av gamla, solbelysta torrakor, högstubbar av tall och grova döda grenar på levande tallar i öppna bestånd av naturskogskaraktär. Nästan alltid rör det sig om tjärrika torrträd och högstubbar (töreved, keloträd) som kan vara en bra bit över hundra år, i vissa fall sannolikt hundratals år gamla. Skogsbruk är idag det allvarligaste hotet. Ett långsiktigt hot är att nybildningen av gamla torrakor och högstubbar är en långsam process vilken ofta är beroende av skogsbrand. Nytt substrat bildas numera sannolikt nästan inte alls då antalet naturliga skogsbränder har minskat drastiskt på grund av effektivare brandbekämpning. Döda träd som lämnas efter avverkning är inte lämpliga för arten, eftersom dessa träd inte varit utsatta för skogsbrand och bildat tjärrik ved. Skogsbruksåtgärder på eller i närheten av växtplatserna bör undvikas. Naturskogsartade skogar med förekomst av arten indikerar höga biologiska värden och bör bevaras. Blågrå svartspik har en mycket begränsad utbredning utanför de nordiska länderna varför dessa länder har ett speciellt ansvar för arten (SLU Artdatabanken, 2024).</w:t>
+      </w:r>
+    </w:p>
+    <w:p>
+      <w:r>
+        <w:rPr>
+          <w:b/>
+        </w:rPr>
+        <w:t>Dvärgbägarlav (NT)</w:t>
+      </w:r>
+      <w:r>
+        <w:t xml:space="preserve"> förekommer över hela Sverige på gammal hård ved, huvudsakligen på tall men i södra Sverige även på ek. Veden utgörs framförallt av grova stubbar, lågor och grenar. Substratet har blivit sällsyntare och nybildning av substrat sker bara i begränsad omfattning. Arten hotas av att grova lågor blir allt sällsyntare i dagens kulturskogar samt att nybildningen av lämpliga substrat går mycket långsamt. En riklig tillgång på gamla tall- eller eklågor måste säkerställas på artens lokaler. Dvärgbägarlav är typisk art för </w:t>
       </w:r>
       <w:r>
         <w:rPr>
@@ -296,6 +369,88 @@
       </w:r>
       <w:r>
         <w:t xml:space="preserve"> är brandberoende och växer nästan uteslutande på kolad hård kärnved av tall. Arten förekommer främst i glesa, öppna tall- och blandbarrskogar av naturskogskaraktär och etableringen verkar ske sent efter brand, kanske först efter 100–300 år. Mörk kolflarnlav indikerar skog med höga naturvärden och vanligast är att den påträffas på rester av nedbrunna torrakor och högstubbar och lågstubbar som är så grova att hela innandömet är urbränt. Tall- och blandbarrskogar av naturskogskaraktär med spår av återkommande bränder hyser höga biologiska värden och bör skyddas (SLU Artdatabanken, 2024).</w:t>
+      </w:r>
+    </w:p>
+    <w:p>
+      <w:r>
+        <w:rPr>
+          <w:b/>
+        </w:rPr>
+        <w:t>Nordtagging (NT)</w:t>
+      </w:r>
+      <w:r>
+        <w:t xml:space="preserve"> växer främst på tallågor av grövre dimensioner och påträffas huvudsakligen i äldre skog som inte kalavverkats. Nordtaggingen missgynnas av att områden med äldre tallskog har minskat starkt. Bekämpning av skogsbränder, samtidigt som skogsbruket omvandlar naturligt glesa tallbestånd till likartade och betydligt tätare bestånd, har missgynnat arten. Bristen på gamla tallågor utgör på sikt ett allvarligt hot och återskapandet av lämpliga biotoper tar mycket lång tid. Områden med olikåldriga bestånd av tall och med stort inslag av äldre träd bör undantas från skoglig produktion (SLU Artdatabanken, 2024).</w:t>
+      </w:r>
+    </w:p>
+    <w:p>
+      <w:r>
+        <w:rPr>
+          <w:b/>
+        </w:rPr>
+        <w:t>Varglav (NT, §8)</w:t>
+      </w:r>
+      <w:r>
+        <w:t xml:space="preserve"> växer på gammal, torr, hård ved, främst på torrakor och högstubbar av tall i öppna lägen, främst på myrar och i myrkanter. Lämpliga torrakor nyskapas praktiskt taget inte alls. Arten är placerad högst upp i Skogsstyrelsens värdepyramid för bedömning av skog med höga naturvärden och är fridlyst enligt 8 § artskyddsförordningen. Tidigare fanns varglav även på ved i kulturlandskapet men den har nästan helt försvunnit från denna miljö. På lokaler med riklig förekomst av varglav kan man hitta den sällsynta lavparasiten varglavsknöl (VU), som är knuten till varglav (SLU Artdatabanken, 2024; Nitare &amp; Skogsstyrelsen, 2019).</w:t>
+      </w:r>
+    </w:p>
+    <w:p>
+      <w:r>
+        <w:rPr>
+          <w:b/>
+        </w:rPr>
+        <w:t>Vedflamlav (NT)</w:t>
+      </w:r>
+      <w:r>
+        <w:t xml:space="preserve"> växer på gammal hård och torr, exponerad kärnved av tall, främst på högstubbar i ljusöppna lägen, t.ex. vid och på myrar, sjökanter, i glesa hällmarkskogar och i brandpräglade tallnaturskogar. Substratet nyskapas i begränsad omfattning och arten är en utmärkt indikator på höga naturvärden i denna skogstyp. Tall- och barrblandskogar med naturskogskaraktär och spår av bränder har ofta höga biologiska värden och bör skyddas. På vedflamlavens bål kan den sällsynta spiklaven/parasiten </w:t>
+      </w:r>
+      <w:r>
+        <w:rPr>
+          <w:i/>
+        </w:rPr>
+        <w:t>Calicium ramboldiicola</w:t>
+      </w:r>
+      <w:r>
+        <w:t xml:space="preserve"> (VU) påträffas (SLU Artdatabanken, 2026).</w:t>
+      </w:r>
+    </w:p>
+    <w:p>
+      <w:r>
+        <w:rPr>
+          <w:b/>
+        </w:rPr>
+        <w:t>Vedskivlav (NT)</w:t>
+      </w:r>
+      <w:r>
+        <w:t xml:space="preserve"> växer på gammal, torr, exponerad, hård kärnved av framförallt tall i naturskogsartade bestånd. Avverkning av tallskog av naturskogskaraktär med spår av återkommande bränder är ett hot. Mängden lämplig ved att växa på för vedskivlav minskar, dels på grund av naturlig nedbrytning men framförallt på grund av att de förstörs i samband med slutavverkningar, gallringar och markberedning. Tall- och blandbarrskogar av naturskogskaraktär med spår av återkommande bränder bör skyddas. Vedskivlav är typisk art för </w:t>
+      </w:r>
+      <w:r>
+        <w:rPr>
+          <w:i/>
+        </w:rPr>
+        <w:t>9010 Taiga</w:t>
+      </w:r>
+      <w:r>
+        <w:t xml:space="preserve"> (SLU Artdatabanken, 2024).</w:t>
+      </w:r>
+    </w:p>
+    <w:p>
+      <w:r>
+        <w:rPr>
+          <w:b/>
+        </w:rPr>
+        <w:t xml:space="preserve">Vedticka </w:t>
+      </w:r>
+      <w:r>
+        <w:t xml:space="preserve">är en bra signalart söder om den naturliga norrlandsgränsen. Den är huvudsakligen knuten till äldre barrskogar där det föreligger långvarig kontinuitet av död barrved. Vedticka är typisk art för </w:t>
+      </w:r>
+      <w:r>
+        <w:rPr>
+          <w:i/>
+        </w:rPr>
+        <w:t xml:space="preserve">9010 Taiga </w:t>
+      </w:r>
+      <w:r>
+        <w:t>(Nitare &amp; Skogsstyrelsen, 2019; SLU Artdatabanken, 2025).</w:t>
       </w:r>
     </w:p>
     <w:p>
@@ -388,7 +543,7 @@
         <w:rPr>
           <w:i/>
         </w:rPr>
-        <w:t>I det avverkningsanmälda skogsområdet har 3 naturvårdsarter varav 3 rödlistade arter sina livsmiljöer och växtplatser.</w:t>
+        <w:t>I det avverkningsanmälda skogsområdet har 14 naturvårdsarter varav 12 rödlistade arter sina livsmiljöer och växtplatser.</w:t>
       </w:r>
     </w:p>
     <w:p>
@@ -703,7 +858,7 @@
     <w:r>
       <w:tab/>
       <w:tab/>
-      <w:t>2026-08-01</w:t>
+      <w:t>2026-08-02</w:t>
       <w:br/>
       <w:br/>
     </w:r>

--- a/klagomål/A 30101-2026 FSC-klagomål.docx
+++ b/klagomål/A 30101-2026 FSC-klagomål.docx
@@ -221,7 +221,7 @@
     </w:p>
     <w:p>
       <w:r>
-        <w:t>I och inom 12 meter från avverkningsanmälan finns fynd av 14 naturvårdsarter, varav 12 är rödlistade, 2 är fridlysta, 6 är typiska (T) och 1 är signalart (S): urskogsticka (EN), fläckporing (VU, T), gräddporing (VU, T), blanksvart spiklav (NT), blågrå svartspik (NT), dvärgbägarlav (NT, T), kolflarnlav (NT, T), mörk kolflarnlav (NT), nordtagging (NT), varglav (NT, §8), vedflamlav (NT), vedskivlav (NT, T), vedticka (S, T) och mindre vattensalamander (§6). Se Figur 1.</w:t>
+        <w:t>I och inom 12 meter från avverkningsanmälan finns fynd av 13 naturvårdsarter, varav 11 är rödlistade, 2 är fridlysta, 6 är typiska (T) och 1 är signalart (S): fläckporing (VU, T), gräddporing (VU, T), blanksvart spiklav (NT), blågrå svartspik (NT), dvärgbägarlav (NT, T), kolflarnlav (NT, T), mörk kolflarnlav (NT), nordtagging (NT), varglav (NT, §8), vedflamlav (NT), vedskivlav (NT, T), vedticka (S, T) och mindre vattensalamander (§6). Se Figur 1.</w:t>
       </w:r>
     </w:p>
     <w:p>
@@ -245,17 +245,6 @@
     <w:p>
       <w:r>
         <w:t>Nedan följer beskrivningar av de naturvårdsarter och fridlysta arter som har sina livsmiljöer och växtplatser i den avverkningsanmälda skogen. De påträffade naturvårdsarterna är ett tydligt kvitto på att det rör sig om en skog med höga naturvärden.</w:t>
-      </w:r>
-    </w:p>
-    <w:p>
-      <w:r>
-        <w:rPr>
-          <w:b/>
-        </w:rPr>
-        <w:t>Urskogsticka (EN)</w:t>
-      </w:r>
-      <w:r>
-        <w:t xml:space="preserve"> är en starkt hotad art som växer på lågor och högstubbar av tall, ofta på bränd ved och på träd av grova dimensioner. Den förekommer enbart i gamla naturskogsartade barrskogsbestånd på torrare mark och med dominans för tall. Sannolikt krävs att man helt avstår från skogsbruk på aktuella lokaler. Arten tycks särskilt beroende av att de grova dimensionerna finns kvar i bestånden liksom att det sker en kontinuerlig nybildning av grov ved. Arten gynnas troligen av skogsbrand (SLU Artdatabanken, 2024).</w:t>
       </w:r>
     </w:p>
     <w:p>
@@ -543,7 +532,7 @@
         <w:rPr>
           <w:i/>
         </w:rPr>
-        <w:t>I det avverkningsanmälda skogsområdet har 14 naturvårdsarter varav 12 rödlistade arter sina livsmiljöer och växtplatser.</w:t>
+        <w:t>I det avverkningsanmälda skogsområdet har 13 naturvårdsarter varav 11 rödlistade arter sina livsmiljöer och växtplatser.</w:t>
       </w:r>
     </w:p>
     <w:p>
@@ -858,7 +847,7 @@
     <w:r>
       <w:tab/>
       <w:tab/>
-      <w:t>2026-08-02</w:t>
+      <w:t>2026-08-03</w:t>
       <w:br/>
       <w:br/>
     </w:r>

--- a/klagomål/A 30101-2026 FSC-klagomål.docx
+++ b/klagomål/A 30101-2026 FSC-klagomål.docx
@@ -847,7 +847,7 @@
     <w:r>
       <w:tab/>
       <w:tab/>
-      <w:t>2026-08-03</w:t>
+      <w:t>2026-08-05</w:t>
       <w:br/>
       <w:br/>
     </w:r>

--- a/klagomål/A 30101-2026 FSC-klagomål.docx
+++ b/klagomål/A 30101-2026 FSC-klagomål.docx
@@ -847,7 +847,7 @@
     <w:r>
       <w:tab/>
       <w:tab/>
-      <w:t>2026-08-05</w:t>
+      <w:t>2026-08-07</w:t>
       <w:br/>
       <w:br/>
     </w:r>

--- a/klagomål/A 30101-2026 FSC-klagomål.docx
+++ b/klagomål/A 30101-2026 FSC-klagomål.docx
@@ -847,7 +847,7 @@
     <w:r>
       <w:tab/>
       <w:tab/>
-      <w:t>2026-08-07</w:t>
+      <w:t>2026-08-08</w:t>
       <w:br/>
       <w:br/>
     </w:r>

--- a/klagomål/A 30101-2026 FSC-klagomål.docx
+++ b/klagomål/A 30101-2026 FSC-klagomål.docx
@@ -163,7 +163,7 @@
         <w:pStyle w:val="Title"/>
       </w:pPr>
       <w:r>
-        <w:t>Inledande FSC- /PEFC-klagomål – information om höga naturvärden i avverkningsanmälan A 30101-2026 i Älvdalens kommun</w:t>
+        <w:t>Inledande FSC- /PEFC-klagomål – information om höga naturvärden och fridlysta arter i avverkningsanmälan A 30101-2026 i Älvdalens kommun</w:t>
       </w:r>
     </w:p>
     <w:p>
@@ -178,7 +178,7 @@
       <w:r>
         <w:drawing>
           <wp:inline xmlns:a="http://schemas.openxmlformats.org/drawingml/2006/main" xmlns:pic="http://schemas.openxmlformats.org/drawingml/2006/picture">
-            <wp:extent cx="5486400" cy="5095890"/>
+            <wp:extent cx="5486400" cy="4797303"/>
             <wp:docPr id="1" name="Picture 1"/>
             <wp:cNvGraphicFramePr>
               <a:graphicFrameLocks noChangeAspect="1"/>
@@ -199,7 +199,7 @@
                   <pic:spPr>
                     <a:xfrm>
                       <a:off x="0" y="0"/>
-                      <a:ext cx="5486400" cy="5095890"/>
+                      <a:ext cx="5486400" cy="4797303"/>
                     </a:xfrm>
                     <a:prstGeom prst="rect"/>
                   </pic:spPr>
@@ -216,12 +216,12 @@
         <w:spacing w:after="240"/>
       </w:pPr>
       <w:r>
-        <w:t>Figur 1. Fyndplatser för naturvårdsarter i avverkningsanmälan. Markörer utan svart kant är placerade på fyndplatsen. Markörer med svart kant är placerade vid sidan av fyndplatsen har ett svart streck som visar fyndplatsens exakta position. Kartans mittpunktskoordinat är N 6840287, E 414603 i SWEREF 99 TM.</w:t>
+        <w:t>Figur 1. Fyndplatser för naturvårdsarter i och inom 12 meter från avverkningsanmälan. Markörer utan svart kant är placerade på fyndplatsen. Markörer med svart kant är placerade vid sidan av fyndplatsen och har ett svart streck som visar fyndplatsens exakta position. Kartans mittpunktskoordinat är N 6840287, E 414603 i SWEREF 99 TM.</w:t>
       </w:r>
     </w:p>
     <w:p>
       <w:r>
-        <w:t>I avverkningsanmälan finns fynd av 3 naturvårdsarter, varav 3 är rödlistade och 2 är typiska (T): gräddporing (VU, T), kolflarnlav (NT, T) och mörk kolflarnlav (NT). Se Figur 1.</w:t>
+        <w:t>I och inom 12 meter från avverkningsanmälan finns fynd av 13 naturvårdsarter, varav 11 är rödlistade, 2 är fridlysta, 6 är typiska (T) och 1 är signalart (S): fläckporing (VU, T), gräddporing (VU, T), blanksvart spiklav (NT), blågrå svartspik (NT), dvärgbägarlav (NT, T), kolflarnlav (NT, T), mörk kolflarnlav (NT), nordtagging (NT), varglav (NT, §8), vedflamlav (NT), vedskivlav (NT, T), vedticka (S, T) och mindre vattensalamander (§6). Se Figur 1.</w:t>
       </w:r>
     </w:p>
     <w:p>
@@ -252,10 +252,72 @@
         <w:rPr>
           <w:b/>
         </w:rPr>
+        <w:t>Fläckporing (VU)</w:t>
+      </w:r>
+      <w:r>
+        <w:t xml:space="preserve"> är en mycket bra signalart som visar på tallnaturskogar med höga naturvärden. Den är placerad högst upp i Skogsstyrelsens värdepyramid för bedömning av skog med höga naturvärden och indikerar områden som är mer eller mindre opåverkade av skogsbruk och där det funnits en kontinuitet av tallågor i olika nedbrytningsstadier. För att på lång sikt bibehålla livskraftiga populationer i ett område behövs troligen större skyddade områden som tillåter att man upprätthåller en naturlig branddynamik. Fläckporing är typisk art för </w:t>
+      </w:r>
+      <w:r>
+        <w:rPr>
+          <w:i/>
+        </w:rPr>
+        <w:t>9010 Taiga</w:t>
+      </w:r>
+      <w:r>
+        <w:t xml:space="preserve"> (SLU Artdatabanken, 2024; Nitare &amp; Skogsstyrelsen, 2019).</w:t>
+      </w:r>
+    </w:p>
+    <w:p>
+      <w:r>
+        <w:rPr>
+          <w:b/>
+        </w:rPr>
         <w:t>Gräddporing (VU)</w:t>
       </w:r>
       <w:r>
         <w:t xml:space="preserve"> växer nästan enbart i urskogsartad barrskog på gamla, kraftigt murkna, grova och mossbelupna tallågor i något fuktiga och skuggiga lägen. Arten är placerad högst upp i Skogsstyrelsens värdepyramid för bedömning av skog med höga naturvärden och indikerar gamla och relativt orörda tallnaturskogar med höga naturvärden där det under låg tid kontinuerligt funnits inslag av grova tallågor. För att på sikt hejda artens vikande trend behöver merparten av gräddporingens nu kända växtplatser undantas från skogsbruk. Gräddporing är typisk art för </w:t>
+      </w:r>
+      <w:r>
+        <w:rPr>
+          <w:i/>
+        </w:rPr>
+        <w:t>9010 Taiga</w:t>
+      </w:r>
+      <w:r>
+        <w:t xml:space="preserve"> (SLU Artdatabanken, 2024; Nitare &amp; Skogsstyrelsen, 2019).</w:t>
+      </w:r>
+    </w:p>
+    <w:p>
+      <w:r>
+        <w:rPr>
+          <w:b/>
+        </w:rPr>
+        <w:t>Blanksvart spiklav (NT)</w:t>
+      </w:r>
+      <w:r>
+        <w:t xml:space="preserve"> förekommer på torr, hård, gammal kärnved men även på äldre ytved av tall i naturskogsartade bestånd med begränsad brandpåverkan och ostörd hydrologi. Skogsbruksåtgärder på eller i närheten av lokaler med blanksvart spiklav utgör ett hot. Naturskogsartade öppna tall- och barrblandskogar med blanksvart spiklav indikerar höga biologiska värden och bör bevaras (SLU Artdatabanken, 2024).</w:t>
+      </w:r>
+    </w:p>
+    <w:p>
+      <w:r>
+        <w:rPr>
+          <w:b/>
+        </w:rPr>
+        <w:t>Blågrå svartspik (NT)</w:t>
+      </w:r>
+      <w:r>
+        <w:t xml:space="preserve"> växer på torr, hård ved av gamla, solbelysta torrakor, högstubbar av tall och grova döda grenar på levande tallar i öppna bestånd av naturskogskaraktär. Nästan alltid rör det sig om tjärrika torrträd och högstubbar (töreved, keloträd) som kan vara en bra bit över hundra år, i vissa fall sannolikt hundratals år gamla. Skogsbruk är idag det allvarligaste hotet. Ett långsiktigt hot är att nybildningen av gamla torrakor och högstubbar är en långsam process vilken ofta är beroende av skogsbrand. Nytt substrat bildas numera sannolikt nästan inte alls då antalet naturliga skogsbränder har minskat drastiskt på grund av effektivare brandbekämpning. Döda träd som lämnas efter avverkning är inte lämpliga för arten, eftersom dessa träd inte varit utsatta för skogsbrand och bildat tjärrik ved. Skogsbruksåtgärder på eller i närheten av växtplatserna bör undvikas. Naturskogsartade skogar med förekomst av arten indikerar höga biologiska värden och bör bevaras. Blågrå svartspik har en mycket begränsad utbredning utanför de nordiska länderna varför dessa länder har ett speciellt ansvar för arten (SLU Artdatabanken, 2024).</w:t>
+      </w:r>
+    </w:p>
+    <w:p>
+      <w:r>
+        <w:rPr>
+          <w:b/>
+        </w:rPr>
+        <w:t>Dvärgbägarlav (NT)</w:t>
+      </w:r>
+      <w:r>
+        <w:t xml:space="preserve"> förekommer över hela Sverige på gammal hård ved, huvudsakligen på tall men i södra Sverige även på ek. Veden utgörs framförallt av grova stubbar, lågor och grenar. Substratet har blivit sällsyntare och nybildning av substrat sker bara i begränsad omfattning. Arten hotas av att grova lågor blir allt sällsyntare i dagens kulturskogar samt att nybildningen av lämpliga substrat går mycket långsamt. En riklig tillgång på gamla tall- eller eklågor måste säkerställas på artens lokaler. Dvärgbägarlav är typisk art för </w:t>
       </w:r>
       <w:r>
         <w:rPr>
@@ -296,6 +358,88 @@
       </w:r>
       <w:r>
         <w:t xml:space="preserve"> är brandberoende och växer nästan uteslutande på kolad hård kärnved av tall. Arten förekommer främst i glesa, öppna tall- och blandbarrskogar av naturskogskaraktär och etableringen verkar ske sent efter brand, kanske först efter 100–300 år. Mörk kolflarnlav indikerar skog med höga naturvärden och vanligast är att den påträffas på rester av nedbrunna torrakor och högstubbar och lågstubbar som är så grova att hela innandömet är urbränt. Tall- och blandbarrskogar av naturskogskaraktär med spår av återkommande bränder hyser höga biologiska värden och bör skyddas (SLU Artdatabanken, 2024).</w:t>
+      </w:r>
+    </w:p>
+    <w:p>
+      <w:r>
+        <w:rPr>
+          <w:b/>
+        </w:rPr>
+        <w:t>Nordtagging (NT)</w:t>
+      </w:r>
+      <w:r>
+        <w:t xml:space="preserve"> växer främst på tallågor av grövre dimensioner och påträffas huvudsakligen i äldre skog som inte kalavverkats. Nordtaggingen missgynnas av att områden med äldre tallskog har minskat starkt. Bekämpning av skogsbränder, samtidigt som skogsbruket omvandlar naturligt glesa tallbestånd till likartade och betydligt tätare bestånd, har missgynnat arten. Bristen på gamla tallågor utgör på sikt ett allvarligt hot och återskapandet av lämpliga biotoper tar mycket lång tid. Områden med olikåldriga bestånd av tall och med stort inslag av äldre träd bör undantas från skoglig produktion (SLU Artdatabanken, 2024).</w:t>
+      </w:r>
+    </w:p>
+    <w:p>
+      <w:r>
+        <w:rPr>
+          <w:b/>
+        </w:rPr>
+        <w:t>Varglav (NT, §8)</w:t>
+      </w:r>
+      <w:r>
+        <w:t xml:space="preserve"> växer på gammal, torr, hård ved, främst på torrakor och högstubbar av tall i öppna lägen, främst på myrar och i myrkanter. Lämpliga torrakor nyskapas praktiskt taget inte alls. Arten är placerad högst upp i Skogsstyrelsens värdepyramid för bedömning av skog med höga naturvärden och är fridlyst enligt 8 § artskyddsförordningen. Tidigare fanns varglav även på ved i kulturlandskapet men den har nästan helt försvunnit från denna miljö. På lokaler med riklig förekomst av varglav kan man hitta den sällsynta lavparasiten varglavsknöl (VU), som är knuten till varglav (SLU Artdatabanken, 2024; Nitare &amp; Skogsstyrelsen, 2019).</w:t>
+      </w:r>
+    </w:p>
+    <w:p>
+      <w:r>
+        <w:rPr>
+          <w:b/>
+        </w:rPr>
+        <w:t>Vedflamlav (NT)</w:t>
+      </w:r>
+      <w:r>
+        <w:t xml:space="preserve"> växer på gammal hård och torr, exponerad kärnved av tall, främst på högstubbar i ljusöppna lägen, t.ex. vid och på myrar, sjökanter, i glesa hällmarkskogar och i brandpräglade tallnaturskogar. Substratet nyskapas i begränsad omfattning och arten är en utmärkt indikator på höga naturvärden i denna skogstyp. Tall- och barrblandskogar med naturskogskaraktär och spår av bränder har ofta höga biologiska värden och bör skyddas. På vedflamlavens bål kan den sällsynta spiklaven/parasiten </w:t>
+      </w:r>
+      <w:r>
+        <w:rPr>
+          <w:i/>
+        </w:rPr>
+        <w:t>Calicium ramboldiicola</w:t>
+      </w:r>
+      <w:r>
+        <w:t xml:space="preserve"> (VU) påträffas (SLU Artdatabanken, 2026).</w:t>
+      </w:r>
+    </w:p>
+    <w:p>
+      <w:r>
+        <w:rPr>
+          <w:b/>
+        </w:rPr>
+        <w:t>Vedskivlav (NT)</w:t>
+      </w:r>
+      <w:r>
+        <w:t xml:space="preserve"> växer på gammal, torr, exponerad, hård kärnved av framförallt tall i naturskogsartade bestånd. Avverkning av tallskog av naturskogskaraktär med spår av återkommande bränder är ett hot. Mängden lämplig ved att växa på för vedskivlav minskar, dels på grund av naturlig nedbrytning men framförallt på grund av att de förstörs i samband med slutavverkningar, gallringar och markberedning. Tall- och blandbarrskogar av naturskogskaraktär med spår av återkommande bränder bör skyddas. Vedskivlav är typisk art för </w:t>
+      </w:r>
+      <w:r>
+        <w:rPr>
+          <w:i/>
+        </w:rPr>
+        <w:t>9010 Taiga</w:t>
+      </w:r>
+      <w:r>
+        <w:t xml:space="preserve"> (SLU Artdatabanken, 2024).</w:t>
+      </w:r>
+    </w:p>
+    <w:p>
+      <w:r>
+        <w:rPr>
+          <w:b/>
+        </w:rPr>
+        <w:t xml:space="preserve">Vedticka </w:t>
+      </w:r>
+      <w:r>
+        <w:t xml:space="preserve">är en bra signalart söder om den naturliga norrlandsgränsen. Den är huvudsakligen knuten till äldre barrskogar där det föreligger långvarig kontinuitet av död barrved. Vedticka är typisk art för </w:t>
+      </w:r>
+      <w:r>
+        <w:rPr>
+          <w:i/>
+        </w:rPr>
+        <w:t xml:space="preserve">9010 Taiga </w:t>
+      </w:r>
+      <w:r>
+        <w:t>(Nitare &amp; Skogsstyrelsen, 2019; SLU Artdatabanken, 2025).</w:t>
       </w:r>
     </w:p>
     <w:p>
@@ -388,7 +532,7 @@
         <w:rPr>
           <w:i/>
         </w:rPr>
-        <w:t>I det avverkningsanmälda skogsområdet har 3 naturvårdsarter varav 3 rödlistade arter sina livsmiljöer och växtplatser.</w:t>
+        <w:t>I det avverkningsanmälda skogsområdet har 13 naturvårdsarter varav 11 rödlistade arter sina livsmiljöer och växtplatser.</w:t>
       </w:r>
     </w:p>
     <w:p>
@@ -703,7 +847,7 @@
     <w:r>
       <w:tab/>
       <w:tab/>
-      <w:t>2026-08-14</w:t>
+      <w:t>2026-08-15</w:t>
       <w:br/>
       <w:br/>
     </w:r>

--- a/klagomål/A 30101-2026 FSC-klagomål.docx
+++ b/klagomål/A 30101-2026 FSC-klagomål.docx
@@ -847,7 +847,7 @@
     <w:r>
       <w:tab/>
       <w:tab/>
-      <w:t>2026-08-15</w:t>
+      <w:t>2026-08-16</w:t>
       <w:br/>
       <w:br/>
     </w:r>

--- a/klagomål/A 30101-2026 FSC-klagomål.docx
+++ b/klagomål/A 30101-2026 FSC-klagomål.docx
@@ -847,7 +847,7 @@
     <w:r>
       <w:tab/>
       <w:tab/>
-      <w:t>2026-08-16</w:t>
+      <w:t>2026-08-17</w:t>
       <w:br/>
       <w:br/>
     </w:r>

--- a/klagomål/A 30101-2026 FSC-klagomål.docx
+++ b/klagomål/A 30101-2026 FSC-klagomål.docx
@@ -847,7 +847,7 @@
     <w:r>
       <w:tab/>
       <w:tab/>
-      <w:t>2026-08-17</w:t>
+      <w:t>2026-08-18</w:t>
       <w:br/>
       <w:br/>
     </w:r>

--- a/klagomål/A 30101-2026 FSC-klagomål.docx
+++ b/klagomål/A 30101-2026 FSC-klagomål.docx
@@ -847,7 +847,7 @@
     <w:r>
       <w:tab/>
       <w:tab/>
-      <w:t>2026-08-18</w:t>
+      <w:t>2026-08-19</w:t>
       <w:br/>
       <w:br/>
     </w:r>

--- a/klagomål/A 30101-2026 FSC-klagomål.docx
+++ b/klagomål/A 30101-2026 FSC-klagomål.docx
@@ -847,7 +847,7 @@
     <w:r>
       <w:tab/>
       <w:tab/>
-      <w:t>2026-08-19</w:t>
+      <w:t>2026-08-20</w:t>
       <w:br/>
       <w:br/>
     </w:r>

--- a/klagomål/A 30101-2026 FSC-klagomål.docx
+++ b/klagomål/A 30101-2026 FSC-klagomål.docx
@@ -847,7 +847,7 @@
     <w:r>
       <w:tab/>
       <w:tab/>
-      <w:t>2026-08-20</w:t>
+      <w:t>2026-08-21</w:t>
       <w:br/>
       <w:br/>
     </w:r>

--- a/klagomål/A 30101-2026 FSC-klagomål.docx
+++ b/klagomål/A 30101-2026 FSC-klagomål.docx
@@ -847,7 +847,7 @@
     <w:r>
       <w:tab/>
       <w:tab/>
-      <w:t>2026-08-21</w:t>
+      <w:t>2026-08-22</w:t>
       <w:br/>
       <w:br/>
     </w:r>

--- a/klagomål/A 30101-2026 FSC-klagomål.docx
+++ b/klagomål/A 30101-2026 FSC-klagomål.docx
@@ -847,7 +847,7 @@
     <w:r>
       <w:tab/>
       <w:tab/>
-      <w:t>2026-08-22</w:t>
+      <w:t>2026-08-23</w:t>
       <w:br/>
       <w:br/>
     </w:r>

--- a/klagomål/A 30101-2026 FSC-klagomål.docx
+++ b/klagomål/A 30101-2026 FSC-klagomål.docx
@@ -847,7 +847,7 @@
     <w:r>
       <w:tab/>
       <w:tab/>
-      <w:t>2026-08-23</w:t>
+      <w:t>2026-08-24</w:t>
       <w:br/>
       <w:br/>
     </w:r>

--- a/klagomål/A 30101-2026 FSC-klagomål.docx
+++ b/klagomål/A 30101-2026 FSC-klagomål.docx
@@ -847,7 +847,7 @@
     <w:r>
       <w:tab/>
       <w:tab/>
-      <w:t>2026-08-24</w:t>
+      <w:t>2026-08-25</w:t>
       <w:br/>
       <w:br/>
     </w:r>

--- a/klagomål/A 30101-2026 FSC-klagomål.docx
+++ b/klagomål/A 30101-2026 FSC-klagomål.docx
@@ -847,7 +847,7 @@
     <w:r>
       <w:tab/>
       <w:tab/>
-      <w:t>2026-08-25</w:t>
+      <w:t>2026-08-26</w:t>
       <w:br/>
       <w:br/>
     </w:r>

--- a/klagomål/A 30101-2026 FSC-klagomål.docx
+++ b/klagomål/A 30101-2026 FSC-klagomål.docx
@@ -847,7 +847,7 @@
     <w:r>
       <w:tab/>
       <w:tab/>
-      <w:t>2026-08-26</w:t>
+      <w:t>2026-08-27</w:t>
       <w:br/>
       <w:br/>
     </w:r>

--- a/klagomål/A 30101-2026 FSC-klagomål.docx
+++ b/klagomål/A 30101-2026 FSC-klagomål.docx
@@ -847,7 +847,7 @@
     <w:r>
       <w:tab/>
       <w:tab/>
-      <w:t>2026-08-27</w:t>
+      <w:t>2026-08-28</w:t>
       <w:br/>
       <w:br/>
     </w:r>

--- a/klagomål/A 30101-2026 FSC-klagomål.docx
+++ b/klagomål/A 30101-2026 FSC-klagomål.docx
@@ -847,7 +847,7 @@
     <w:r>
       <w:tab/>
       <w:tab/>
-      <w:t>2026-08-28</w:t>
+      <w:t>2026-08-29</w:t>
       <w:br/>
       <w:br/>
     </w:r>

--- a/klagomål/A 30101-2026 FSC-klagomål.docx
+++ b/klagomål/A 30101-2026 FSC-klagomål.docx
@@ -847,7 +847,7 @@
     <w:r>
       <w:tab/>
       <w:tab/>
-      <w:t>2026-08-29</w:t>
+      <w:t>2026-08-31</w:t>
       <w:br/>
       <w:br/>
     </w:r>

--- a/klagomål/A 30101-2026 FSC-klagomål.docx
+++ b/klagomål/A 30101-2026 FSC-klagomål.docx
@@ -847,7 +847,7 @@
     <w:r>
       <w:tab/>
       <w:tab/>
-      <w:t>2026-08-31</w:t>
+      <w:t>2026-09-01</w:t>
       <w:br/>
       <w:br/>
     </w:r>

--- a/klagomål/A 30101-2026 FSC-klagomål.docx
+++ b/klagomål/A 30101-2026 FSC-klagomål.docx
@@ -847,7 +847,7 @@
     <w:r>
       <w:tab/>
       <w:tab/>
-      <w:t>2026-09-01</w:t>
+      <w:t>2026-09-02</w:t>
       <w:br/>
       <w:br/>
     </w:r>

--- a/klagomål/A 30101-2026 FSC-klagomål.docx
+++ b/klagomål/A 30101-2026 FSC-klagomål.docx
@@ -847,7 +847,7 @@
     <w:r>
       <w:tab/>
       <w:tab/>
-      <w:t>2026-09-02</w:t>
+      <w:t>2026-09-03</w:t>
       <w:br/>
       <w:br/>
     </w:r>

--- a/klagomål/A 30101-2026 FSC-klagomål.docx
+++ b/klagomål/A 30101-2026 FSC-klagomål.docx
@@ -847,7 +847,7 @@
     <w:r>
       <w:tab/>
       <w:tab/>
-      <w:t>2026-09-03</w:t>
+      <w:t>2026-09-04</w:t>
       <w:br/>
       <w:br/>
     </w:r>

--- a/klagomål/A 30101-2026 FSC-klagomål.docx
+++ b/klagomål/A 30101-2026 FSC-klagomål.docx
@@ -847,7 +847,7 @@
     <w:r>
       <w:tab/>
       <w:tab/>
-      <w:t>2026-09-04</w:t>
+      <w:t>2026-09-05</w:t>
       <w:br/>
       <w:br/>
     </w:r>

--- a/klagomål/A 30101-2026 FSC-klagomål.docx
+++ b/klagomål/A 30101-2026 FSC-klagomål.docx
@@ -847,7 +847,7 @@
     <w:r>
       <w:tab/>
       <w:tab/>
-      <w:t>2026-09-05</w:t>
+      <w:t>2026-09-06</w:t>
       <w:br/>
       <w:br/>
     </w:r>

--- a/klagomål/A 30101-2026 FSC-klagomål.docx
+++ b/klagomål/A 30101-2026 FSC-klagomål.docx
@@ -847,7 +847,7 @@
     <w:r>
       <w:tab/>
       <w:tab/>
-      <w:t>2026-09-06</w:t>
+      <w:t>2026-09-07</w:t>
       <w:br/>
       <w:br/>
     </w:r>

--- a/klagomål/A 30101-2026 FSC-klagomål.docx
+++ b/klagomål/A 30101-2026 FSC-klagomål.docx
@@ -847,7 +847,7 @@
     <w:r>
       <w:tab/>
       <w:tab/>
-      <w:t>2026-09-07</w:t>
+      <w:t>2026-09-08</w:t>
       <w:br/>
       <w:br/>
     </w:r>

--- a/klagomål/A 30101-2026 FSC-klagomål.docx
+++ b/klagomål/A 30101-2026 FSC-klagomål.docx
@@ -847,7 +847,7 @@
     <w:r>
       <w:tab/>
       <w:tab/>
-      <w:t>2026-09-08</w:t>
+      <w:t>2026-09-09</w:t>
       <w:br/>
       <w:br/>
     </w:r>

--- a/klagomål/A 30101-2026 FSC-klagomål.docx
+++ b/klagomål/A 30101-2026 FSC-klagomål.docx
@@ -847,7 +847,7 @@
     <w:r>
       <w:tab/>
       <w:tab/>
-      <w:t>2026-09-09</w:t>
+      <w:t>2026-09-10</w:t>
       <w:br/>
       <w:br/>
     </w:r>

--- a/klagomål/A 30101-2026 FSC-klagomål.docx
+++ b/klagomål/A 30101-2026 FSC-klagomål.docx
@@ -847,7 +847,7 @@
     <w:r>
       <w:tab/>
       <w:tab/>
-      <w:t>2026-09-10</w:t>
+      <w:t>2026-09-11</w:t>
       <w:br/>
       <w:br/>
     </w:r>

--- a/klagomål/A 30101-2026 FSC-klagomål.docx
+++ b/klagomål/A 30101-2026 FSC-klagomål.docx
@@ -847,7 +847,7 @@
     <w:r>
       <w:tab/>
       <w:tab/>
-      <w:t>2026-09-11</w:t>
+      <w:t>2026-09-12</w:t>
       <w:br/>
       <w:br/>
     </w:r>

--- a/klagomål/A 30101-2026 FSC-klagomål.docx
+++ b/klagomål/A 30101-2026 FSC-klagomål.docx
@@ -847,7 +847,7 @@
     <w:r>
       <w:tab/>
       <w:tab/>
-      <w:t>2026-09-12</w:t>
+      <w:t>2026-09-13</w:t>
       <w:br/>
       <w:br/>
     </w:r>
